--- a/public/materialy/1L/2/Pracovní listy/5. Software a licence.docx
+++ b/public/materialy/1L/2/Pracovní listy/5. Software a licence.docx
@@ -14,7 +14,7 @@
           <w:sz w:val="52"/>
           <w:szCs w:val="52"/>
         </w:rPr>
-        <w:t>Pracovní list 5 — Komu patří software a obrázky?</w:t>
+        <w:t>Pracovní list 5 — Komu patří software a obrázky?</w:t>
       </w:r>
     </w:p>
     <w:p>
@@ -56,7 +56,7 @@
         <w:spacing w:after="100"/>
       </w:pPr>
       <w:r>
-        <w:t>Zjistíš, jaké druhy programů existují, co znamená licence a proč „zadarmo na internetu“ neznamená „můžu si s tím dělat, co chci“. Naučíš se najít obrázek, který smíš legálně použít — to se ti bude hodit v každém referátu a prezentaci.</w:t>
+        <w:t>Zjistíš, jaké druhy programů existují, co znamená licence a proč „zadarmo na internetu“ neznamená „můžu si s tím dělat, co chci“. Naučíš se najít obrázek, který smíš legálně použít — to se ti bude hodit v každém referátu a prezentaci.</w:t>
       </w:r>
     </w:p>
     <w:p>
@@ -71,7 +71,7 @@
         <w:t xml:space="preserve">Použití AI: </w:t>
       </w:r>
       <w:r>
-        <w:t>AI smíš použít k vysvětlení pojmu nebo ověření typu licence konkrétního programu. Tabulku a citaci obrázku vytvoř sám.</w:t>
+        <w:t>AI smíš použít k vysvětlení pojmu nebo ověření typu licence konkrétního programu. Tabulku a citaci obrázku vytvoř sám.</w:t>
       </w:r>
     </w:p>
     <w:p>
@@ -117,7 +117,7 @@
         <w:t>Aplikační software</w:t>
       </w:r>
       <w:r>
-        <w:t xml:space="preserve"> = programy pro tvoji práci a zábavu (Word, hry, prohlížeč).</w:t>
+        <w:t xml:space="preserve"> = programy pro tvoji práci a zábavu (Word, hry, prohlížeč).</w:t>
       </w:r>
     </w:p>
     <w:p>
@@ -137,7 +137,7 @@
         <w:t>Licence</w:t>
       </w:r>
       <w:r>
-        <w:t xml:space="preserve"> = pravidla, za jakých smíš program používat. Má ji každý program — i ten zdarma.</w:t>
+        <w:t xml:space="preserve"> = pravidla, za jakých smíš program používat. Má ji každý program — i ten zdarma.</w:t>
       </w:r>
     </w:p>
     <w:p>
@@ -339,7 +339,7 @@
         <w:spacing w:after="40"/>
       </w:pPr>
       <w:r>
-        <w:t>GIMP (zdarma, s otevřeným kódem) je:  freeware / open source / komerční</w:t>
+        <w:t>GIMP (zdarma, s otevřeným kódem) je:  freeware / open source / komerční</w:t>
       </w:r>
     </w:p>
     <w:p>
@@ -352,7 +352,7 @@
         <w:spacing w:after="40"/>
       </w:pPr>
       <w:r>
-        <w:t>Fotka z internetu bez uvedené licence:  smím volně použít / je chráněná autorským právem</w:t>
+        <w:t>Fotka z internetu bez uvedené licence:  smím volně použít / je chráněná autorským právem</w:t>
       </w:r>
     </w:p>
     <w:p>
@@ -405,7 +405,7 @@
         <w:t>Word</w:t>
       </w:r>
       <w:r>
-        <w:t xml:space="preserve"> a vytvoř tabulku se 3 sloupci: Program | Systémový × aplikační | Typ licence.</w:t>
+        <w:t xml:space="preserve"> a vytvoř tabulku se 3 sloupci: Program | Systémový × aplikační | Typ licence.</w:t>
       </w:r>
     </w:p>
     <w:p>
@@ -418,7 +418,7 @@
         <w:spacing w:after="40"/>
       </w:pPr>
       <w:r>
-        <w:t>Zařaď těchto 6 programů: Windows, Word (v rámci Microsoft 365), GIMP, Spotify, Chrome, LibreOffice.</w:t>
+        <w:t>Zařaď těchto 6 programů: Windows, Word (v rámci Microsoft 365), GIMP, Spotify, Chrome, LibreOffice.</w:t>
       </w:r>
     </w:p>
     <w:p>
@@ -431,7 +431,7 @@
         <w:spacing w:after="40"/>
       </w:pPr>
       <w:r>
-        <w:t>Přidej 2 programy, které sám používáš (hry se počítají!), a zařaď je také.</w:t>
+        <w:t>Přidej 2 programy, které sám používáš (hry se počítají!), a zařaď je také.</w:t>
       </w:r>
     </w:p>
     <w:p>
@@ -444,7 +444,7 @@
         <w:spacing w:after="40"/>
       </w:pPr>
       <w:r>
-        <w:t>U dvou programů si zařazení ověř na internetu (oficiální web programu).</w:t>
+        <w:t>U dvou programů si zařazení ověř na internetu (oficiální web programu).</w:t>
       </w:r>
     </w:p>
     <w:p>
@@ -483,7 +483,7 @@
           <w:color w:val="2E75B6"/>
         </w:rPr>
         <w:lastRenderedPageBreak/>
-        <w:t>Úkol 3 — Najdi a správně použij obrázek (8 min)</w:t>
+        <w:t>Úkol 3 — Najdi a správně použij obrázek (8 min)</w:t>
       </w:r>
     </w:p>
     <w:p>
@@ -539,7 +539,7 @@
         <w:spacing w:after="40"/>
       </w:pPr>
       <w:r>
-        <w:t>Najdi obrázek ke svému oboru (stroj, stavba, nástroj…) a vlož ho do dokumentu pod tabulku.</w:t>
+        <w:t>Najdi obrázek ke svému oboru (stroj, stavba, nástroj…) a vlož ho do dokumentu pod tabulku.</w:t>
       </w:r>
     </w:p>
     <w:p>
@@ -705,7 +705,7 @@
       </w:r>
       <w:proofErr w:type="spellEnd"/>
       <w:r>
-        <w:t xml:space="preserve"> a odevzdej podle pokynů učitele.</w:t>
+        <w:t xml:space="preserve"> a odevzdej podle pokynů učitele.</w:t>
       </w:r>
     </w:p>
     <w:p>
@@ -734,7 +734,7 @@
         <w:spacing w:after="40"/>
       </w:pPr>
       <w:r>
-        <w:t>Tabulka 8 programů se správným zařazením (typ i licence).</w:t>
+        <w:t>Tabulka 8 programů se správným zařazením (typ i licence).</w:t>
       </w:r>
     </w:p>
     <w:p>
@@ -747,7 +747,7 @@
         <w:spacing w:after="40"/>
       </w:pPr>
       <w:r>
-        <w:t>Obrázek z legálního zdroje s úplnou citací — bez citace se známka snižuje.</w:t>
+        <w:t>Obrázek z legálního zdroje s úplnou citací — bez citace se známka snižuje.</w:t>
       </w:r>
     </w:p>
     <w:p>
@@ -760,7 +760,7 @@
         <w:spacing w:after="40"/>
       </w:pPr>
       <w:r>
-        <w:t>Soubor správně pojmenovaný a odevzdaný.</w:t>
+        <w:t>Soubor správně pojmenovaný a odevzdaný.</w:t>
       </w:r>
     </w:p>
     <w:p>
@@ -789,7 +789,7 @@
         <w:spacing w:after="40"/>
       </w:pPr>
       <w:r>
-        <w:t>Jaký je rozdíl mezi freewarem a open source?</w:t>
+        <w:t>Jaký je rozdíl mezi freewarem a open source?</w:t>
       </w:r>
     </w:p>
     <w:p>
@@ -810,7 +810,7 @@
         <w:spacing w:after="40"/>
       </w:pPr>
       <w:r>
-        <w:t>Proč nesmíš do referátu vložit první obrázek z vyhledávače?</w:t>
+        <w:t>Proč nesmíš do referátu vložit první obrázek z vyhledávače?</w:t>
       </w:r>
     </w:p>
     <w:p>
@@ -882,7 +882,7 @@
       </w:r>
       <w:proofErr w:type="spellEnd"/>
       <w:r>
-        <w:t>, MS Office…) a napiš 2 věty srovnání.</w:t>
+        <w:t>, MS Office…) a napiš 2 věty srovnání.</w:t>
       </w:r>
     </w:p>
     <w:p>
@@ -895,7 +895,7 @@
         <w:spacing w:after="40"/>
       </w:pPr>
       <w:r>
-        <w:t>Zjisti, jestli ke svému oboru existuje studentská licence profesionálního softwaru zdarma (např. Autodesk pro studenty), a poznamenej, co je k jejímu získání potřeba.</w:t>
+        <w:t>Zjisti, jestli ke svému oboru existuje studentská licence profesionálního softwaru zdarma (např. Autodesk pro studenty), a poznamenej, co je k jejímu získání potřeba.</w:t>
       </w:r>
     </w:p>
     <w:sectPr>
